--- a/RT/РТ (УП11) пара 32 ст Ермилов Д.Е..docx
+++ b/RT/РТ (УП11) пара 32 ст Ермилов Д.Е..docx
@@ -1143,6 +1143,7 @@
                 <w:szCs w:val="23"/>
                 <w:lang w:eastAsia="ru-RU"/>
               </w:rPr>
+              <w:lastRenderedPageBreak/>
               <w:t>GUI</w:t>
             </w:r>
           </w:p>
@@ -7406,7 +7407,7 @@
                 <w:szCs w:val="23"/>
                 <w:lang w:eastAsia="ru-RU"/>
               </w:rPr>
-              <w:t xml:space="preserve">Проверьте </w:t>
+              <w:t>Проверьте </w:t>
             </w:r>
             <w:r>
               <w:rPr>
@@ -7518,7 +7519,7 @@
                 <w:szCs w:val="23"/>
                 <w:lang w:eastAsia="ru-RU"/>
               </w:rPr>
-              <w:t xml:space="preserve">Проверьте </w:t>
+              <w:t>Проверьте </w:t>
             </w:r>
             <w:r>
               <w:rPr>
@@ -7630,7 +7631,7 @@
                 <w:szCs w:val="23"/>
                 <w:lang w:eastAsia="ru-RU"/>
               </w:rPr>
-              <w:t xml:space="preserve">Увеличьте </w:t>
+              <w:t>Увеличьте </w:t>
             </w:r>
             <w:r>
               <w:rPr>
@@ -7649,7 +7650,7 @@
                 <w:szCs w:val="23"/>
                 <w:lang w:eastAsia="ru-RU"/>
               </w:rPr>
-              <w:t xml:space="preserve"> или верните соединения</w:t>
+              <w:t> или верните соединения</w:t>
             </w:r>
           </w:p>
         </w:tc>
@@ -7853,7 +7854,7 @@
                 <w:szCs w:val="23"/>
                 <w:lang w:eastAsia="ru-RU"/>
               </w:rPr>
-              <w:t xml:space="preserve">Проверьте </w:t>
+              <w:t>Проверьте </w:t>
             </w:r>
             <w:r>
               <w:rPr>
@@ -7872,7 +7873,7 @@
                 <w:szCs w:val="23"/>
                 <w:lang w:eastAsia="ru-RU"/>
               </w:rPr>
-              <w:t xml:space="preserve">, </w:t>
+              <w:t>, </w:t>
             </w:r>
             <w:r>
               <w:rPr>
@@ -8744,7 +8745,7 @@
                 <w:szCs w:val="23"/>
                 <w:lang w:eastAsia="ru-RU"/>
               </w:rPr>
-              <w:t xml:space="preserve"> → ваша папка </w:t>
+              <w:t> → ваша папка </w:t>
             </w:r>
             <w:r>
               <w:rPr>
@@ -8975,7 +8976,7 @@
                 <w:szCs w:val="23"/>
                 <w:lang w:eastAsia="ru-RU"/>
               </w:rPr>
-              <w:t xml:space="preserve">Активируйте venv: </w:t>
+              <w:t>Активируйте venv: </w:t>
             </w:r>
             <w:r>
               <w:rPr>
@@ -9086,7 +9087,7 @@
                 <w:szCs w:val="23"/>
                 <w:lang w:eastAsia="ru-RU"/>
               </w:rPr>
-              <w:t xml:space="preserve">Проверьте </w:t>
+              <w:t>Проверьте </w:t>
             </w:r>
             <w:r>
               <w:rPr>
@@ -9105,7 +9106,7 @@
                 <w:szCs w:val="23"/>
                 <w:lang w:eastAsia="ru-RU"/>
               </w:rPr>
-              <w:t xml:space="preserve"> в начале строки</w:t>
+              <w:t> в начале строки</w:t>
             </w:r>
           </w:p>
         </w:tc>
@@ -9834,7 +9835,7 @@
                 <w:szCs w:val="23"/>
                 <w:lang w:eastAsia="ru-RU"/>
               </w:rPr>
-              <w:t xml:space="preserve">В VS Code: </w:t>
+              <w:t>В VS Code: </w:t>
             </w:r>
             <w:r>
               <w:rPr>
@@ -9945,7 +9946,7 @@
                 <w:szCs w:val="23"/>
                 <w:lang w:eastAsia="ru-RU"/>
               </w:rPr>
-              <w:t xml:space="preserve">Назовите </w:t>
+              <w:t>Назовите </w:t>
             </w:r>
             <w:r>
               <w:rPr>
@@ -11500,7 +11501,7 @@
                 <w:szCs w:val="23"/>
                 <w:lang w:eastAsia="ru-RU"/>
               </w:rPr>
-              <w:t>☑</w:t>
+              <w:t>☐</w:t>
             </w:r>
             <w:r>
               <w:rPr>
@@ -12602,7 +12603,7 @@
                 <w:szCs w:val="23"/>
                 <w:lang w:eastAsia="ru-RU"/>
               </w:rPr>
-              <w:t>☑</w:t>
+              <w:t>☐</w:t>
             </w:r>
             <w:r>
               <w:rPr>
@@ -12697,7 +12698,7 @@
                 <w:szCs w:val="23"/>
                 <w:lang w:eastAsia="ru-RU"/>
               </w:rPr>
-              <w:t>☑</w:t>
+              <w:t>☐</w:t>
             </w:r>
             <w:r>
               <w:rPr>
@@ -12792,7 +12793,7 @@
                 <w:szCs w:val="23"/>
                 <w:lang w:eastAsia="ru-RU"/>
               </w:rPr>
-              <w:t>☑</w:t>
+              <w:t>☐</w:t>
             </w:r>
             <w:r>
               <w:rPr>
@@ -13798,7 +13799,7 @@
                 <w:szCs w:val="23"/>
                 <w:lang w:eastAsia="ru-RU"/>
               </w:rPr>
-              <w:t>☑</w:t>
+              <w:t>☐</w:t>
             </w:r>
             <w:r>
               <w:rPr>
@@ -15667,7 +15668,7 @@
                 <w:szCs w:val="23"/>
                 <w:lang w:eastAsia="ru-RU"/>
               </w:rPr>
-              <w:t xml:space="preserve">Как работает </w:t>
+              <w:t>Как работает </w:t>
             </w:r>
             <w:r>
               <w:rPr>
@@ -16251,7 +16252,7 @@
                 <w:szCs w:val="23"/>
                 <w:lang w:eastAsia="ru-RU"/>
               </w:rPr>
-              <w:t xml:space="preserve">Создали класс </w:t>
+              <w:t>Создали класс </w:t>
             </w:r>
             <w:r>
               <w:rPr>
@@ -16362,7 +16363,7 @@
                 <w:szCs w:val="23"/>
                 <w:lang w:eastAsia="ru-RU"/>
               </w:rPr>
-              <w:t xml:space="preserve">Написали </w:t>
+              <w:t>Написали </w:t>
             </w:r>
             <w:r>
               <w:rPr>
@@ -16473,7 +16474,7 @@
                 <w:szCs w:val="23"/>
                 <w:lang w:eastAsia="ru-RU"/>
               </w:rPr>
-              <w:t xml:space="preserve">Написали </w:t>
+              <w:t>Написали </w:t>
             </w:r>
             <w:r>
               <w:rPr>
@@ -16584,7 +16585,7 @@
                 <w:szCs w:val="23"/>
                 <w:lang w:eastAsia="ru-RU"/>
               </w:rPr>
-              <w:t xml:space="preserve">Написали </w:t>
+              <w:t>Написали </w:t>
             </w:r>
             <w:r>
               <w:rPr>
@@ -16662,6 +16663,7 @@
                 <w:szCs w:val="23"/>
                 <w:lang w:eastAsia="ru-RU"/>
               </w:rPr>
+              <w:lastRenderedPageBreak/>
               <w:t>6</w:t>
             </w:r>
           </w:p>
@@ -16897,7 +16899,7 @@
                 <w:szCs w:val="23"/>
                 <w:lang w:eastAsia="ru-RU"/>
               </w:rPr>
-              <w:t xml:space="preserve">Добавили </w:t>
+              <w:t>Добавили </w:t>
             </w:r>
             <w:r>
               <w:rPr>
@@ -17008,7 +17010,7 @@
                 <w:szCs w:val="23"/>
                 <w:lang w:eastAsia="ru-RU"/>
               </w:rPr>
-              <w:t xml:space="preserve">Добавили </w:t>
+              <w:t>Добавили </w:t>
             </w:r>
             <w:r>
               <w:rPr>
@@ -17395,7 +17397,7 @@
           <w:color w:val="0F1115"/>
           <w:lang w:eastAsia="ru-RU"/>
         </w:rPr>
-        <w:t>☑</w:t>
+        <w:t>☐</w:t>
       </w:r>
       <w:r>
         <w:rPr>
@@ -17419,7 +17421,7 @@
           <w:color w:val="0F1115"/>
           <w:lang w:eastAsia="ru-RU"/>
         </w:rPr>
-        <w:t>☑</w:t>
+        <w:t>☐</w:t>
       </w:r>
       <w:r>
         <w:rPr>
@@ -17851,7 +17853,7 @@
                 <w:szCs w:val="23"/>
                 <w:lang w:eastAsia="ru-RU"/>
               </w:rPr>
-              <w:t xml:space="preserve">Класс </w:t>
+              <w:t>Класс </w:t>
             </w:r>
             <w:r>
               <w:rPr>
@@ -17870,7 +17872,7 @@
                 <w:szCs w:val="23"/>
                 <w:lang w:eastAsia="ru-RU"/>
               </w:rPr>
-              <w:t xml:space="preserve"> создан</w:t>
+              <w:t> создан</w:t>
             </w:r>
           </w:p>
         </w:tc>
@@ -18155,7 +18157,7 @@
                 <w:szCs w:val="23"/>
                 <w:lang w:eastAsia="ru-RU"/>
               </w:rPr>
-              <w:t xml:space="preserve"> работает</w:t>
+              <w:t> работает</w:t>
             </w:r>
           </w:p>
         </w:tc>
@@ -18293,7 +18295,7 @@
                 <w:szCs w:val="23"/>
                 <w:lang w:eastAsia="ru-RU"/>
               </w:rPr>
-              <w:t xml:space="preserve"> работает</w:t>
+              <w:t> работает</w:t>
             </w:r>
           </w:p>
         </w:tc>
@@ -18431,7 +18433,7 @@
                 <w:szCs w:val="23"/>
                 <w:lang w:eastAsia="ru-RU"/>
               </w:rPr>
-              <w:t xml:space="preserve"> работает</w:t>
+              <w:t> работает</w:t>
             </w:r>
           </w:p>
         </w:tc>
@@ -18526,6 +18528,7 @@
                 <w:szCs w:val="23"/>
                 <w:lang w:eastAsia="ru-RU"/>
               </w:rPr>
+              <w:lastRenderedPageBreak/>
               <w:t>7</w:t>
             </w:r>
           </w:p>
@@ -18825,7 +18828,7 @@
                 <w:szCs w:val="23"/>
                 <w:lang w:eastAsia="ru-RU"/>
               </w:rPr>
-              <w:t xml:space="preserve"> закрывает пул</w:t>
+              <w:t> закрывает пул</w:t>
             </w:r>
           </w:p>
         </w:tc>
@@ -18963,7 +18966,7 @@
                 <w:szCs w:val="23"/>
                 <w:lang w:eastAsia="ru-RU"/>
               </w:rPr>
-              <w:t xml:space="preserve"> добавлен</w:t>
+              <w:t> добавлен</w:t>
             </w:r>
           </w:p>
         </w:tc>
@@ -20280,7 +20283,7 @@
                 <w:szCs w:val="23"/>
                 <w:lang w:eastAsia="ru-RU"/>
               </w:rPr>
-              <w:t xml:space="preserve">Класс </w:t>
+              <w:t>Класс </w:t>
             </w:r>
             <w:r>
               <w:rPr>
@@ -20529,6 +20532,7 @@
                 <w:szCs w:val="23"/>
                 <w:lang w:eastAsia="ru-RU"/>
               </w:rPr>
+              <w:lastRenderedPageBreak/>
               <w:t>4</w:t>
             </w:r>
           </w:p>
@@ -21353,7 +21357,7 @@
                 <w:szCs w:val="23"/>
                 <w:lang w:eastAsia="ru-RU"/>
               </w:rPr>
-              <w:t xml:space="preserve"> выложен</w:t>
+              <w:t> выложен</w:t>
             </w:r>
           </w:p>
         </w:tc>
@@ -21464,7 +21468,7 @@
                 <w:szCs w:val="23"/>
                 <w:lang w:eastAsia="ru-RU"/>
               </w:rPr>
-              <w:t xml:space="preserve"> выложен</w:t>
+              <w:t> выложен</w:t>
             </w:r>
           </w:p>
         </w:tc>
@@ -21575,7 +21579,7 @@
                 <w:szCs w:val="23"/>
                 <w:lang w:eastAsia="ru-RU"/>
               </w:rPr>
-              <w:t xml:space="preserve"> выложен</w:t>
+              <w:t> выложен</w:t>
             </w:r>
           </w:p>
         </w:tc>
@@ -24323,7 +24327,7 @@
                 <w:szCs w:val="23"/>
                 <w:lang w:eastAsia="ru-RU"/>
               </w:rPr>
-              <w:t xml:space="preserve">Проверьте </w:t>
+              <w:t>Проверьте </w:t>
             </w:r>
             <w:r>
               <w:rPr>
@@ -24435,7 +24439,7 @@
                 <w:szCs w:val="23"/>
                 <w:lang w:eastAsia="ru-RU"/>
               </w:rPr>
-              <w:t xml:space="preserve">Проверьте </w:t>
+              <w:t>Проверьте </w:t>
             </w:r>
             <w:r>
               <w:rPr>
@@ -24547,7 +24551,7 @@
                 <w:szCs w:val="23"/>
                 <w:lang w:eastAsia="ru-RU"/>
               </w:rPr>
-              <w:t xml:space="preserve">Увеличьте </w:t>
+              <w:t>Увеличьте </w:t>
             </w:r>
             <w:r>
               <w:rPr>
@@ -24761,7 +24765,7 @@
                 <w:szCs w:val="23"/>
                 <w:lang w:eastAsia="ru-RU"/>
               </w:rPr>
-              <w:t xml:space="preserve">Проверьте </w:t>
+              <w:t>Проверьте </w:t>
             </w:r>
             <w:r>
               <w:rPr>
@@ -24780,7 +24784,7 @@
                 <w:szCs w:val="23"/>
                 <w:lang w:eastAsia="ru-RU"/>
               </w:rPr>
-              <w:t xml:space="preserve">, </w:t>
+              <w:t>, </w:t>
             </w:r>
             <w:r>
               <w:rPr>
